--- a/muzmir-site/docs/polozheniya/etalon_3.docx
+++ b/muzmir-site/docs/polozheniya/etalon_3.docx
@@ -1808,6 +1808,18 @@
           <w:szCs w:val="22"/>
         </w:rPr>
         <w:t>Финансовые условия.</w:t>
+      </w:r>
+    </w:p>
+    <w:p>
+      <w:pPr>
+        <w:spacing w:after="45" w:line="264" w:lineRule="auto"/>
+        <w:jc w:val="both"/>
+      </w:pPr>
+      <w:r>
+        <w:rPr>
+          <w:color w:val="111111"/>
+        </w:rPr>
+        <w:t xml:space="preserve">Подача заявки на изготовление наградного материала (согласно аттестационному результату), осуществляется по вашему личному решению и на добровольной основе!</w:t>
       </w:r>
     </w:p>
     <w:p>
